--- a/candidature-ey-lausanne/Lettre_motivation_Ahmed-Razine_Khontachi_EY_Geneve.docx
+++ b/candidature-ey-lausanne/Lettre_motivation_Ahmed-Razine_Khontachi_EY_Geneve.docx
@@ -223,7 +223,7 @@
           <w:sz w:val="22"/>
           <w:szCs w:val="22"/>
         </w:rPr>
-        <w:t xml:space="preserve">L’audit fondé sur les données est déjà ma pratique quotidienne : j’ai automatisé sous Excel/VBA le retraitement de fichiers hétérogènes en y intégrant des contrôles de cohérence (devise, variation de prix, champs obligatoires), ce qui permet de détecter les anomalies avant intégration. Les actifs numériques sont un intérêt de longue date que j’ai structuré en tant que membre actif d’Ethereum France, où je rédige des contenus pédagogiques sur le fonctionnement des registres distribués et la traçabilité des transactions. C’est précisément cette traçabilité, confrontée aux exigences de lutte contre le blanchiment et au cadre réglementaire en évolution, qui me fait voir dans l’audit prudentiel de ces activités un terrain où combiner comptabilité, finance et technologie. Choisir EY Genève, c’est aussi choisir un cabinet qui accompagne ses assistants vers le diplôme d’expert-comptable suisse, objectif que je me fixe pour les prochaines années.</w:t>
+        <w:t xml:space="preserve">L’audit fondé sur les données est déjà ma pratique quotidienne : j’ai automatisé sous Excel/VBA et Power Automate le retraitement de fichiers hétérogènes en y intégrant des contrôles de cohérence, ce qui permet de détecter les anomalies avant intégration. Les actifs numériques sont un intérêt de longue date que j’ai transformé en projet : une recherche quantitative sur un marché de prédiction décentralisé, menée en lecture seule, où j’ai analysé les carnets d’ordres de plusieurs milliers d’instruments, documenté chaque résultat avec sa provenance et audité la sécurité de vingt dépôts open source avant d’en utiliser une ligne. Cette discipline de preuve, appliquée à des transactions on-chain traçables mais confrontées aux exigences de lutte contre le blanchiment, est celle que je souhaite mettre au service de vos audits prudentiels. Choisir EY Genève, c’est aussi choisir un cabinet qui accompagne ses assistants vers le diplôme d’expert-comptable suisse, objectif que je me fixe pour les prochaines années.</w:t>
       </w:r>
     </w:p>
     <w:p>
